--- a/testakten/robotikrecht-roboterflotte-vellbruck-muenchen/45_normenrecherche_plan.docx
+++ b/testakten/robotikrecht-roboterflotte-vellbruck-muenchen/45_normenrecherche_plan.docx
@@ -37,7 +37,7 @@
         <w:jc w:val="left"/>
       </w:pPr>
       <w:r>
-        <w:t>Dieses Aktenstück betrifft harmonisierte Normen, Stand der Technik. Es ist nicht abschließend freigegeben. Die technische Seite spricht in Versionen, Tickets und Parametern; die rechtliche Seite muss daraus Rollen, Zweckbestimmung, Pflichtenkreis und Beweisrisiko bilden.</w:t>
+        <w:t>Dieser Plan organisiert die Verifikation der Normenlage für alle Vellbruck-Produkte vor Unterzeichnung der Konformitätserklärungen. Jede Normangabe wird gegen die aktuell gelisteten Fassungen geprüft.</w:t>
       </w:r>
     </w:p>
     <w:p>
@@ -56,13 +56,7 @@
         <w:pStyle w:val="ListBullet"/>
       </w:pPr>
       <w:r>
-        <w:rPr>
-          <w:b/>
-        </w:rPr>
-        <w:t>harmonisierte Normen:</w:t>
-      </w:r>
-      <w:r>
-        <w:t xml:space="preserve"> Die Akte enthält hierzu widersprüchliche Hinweise. Für die rechtliche Bewertung muss geklärt werden, ob die Aussage aus Vertrag, Anleitung, Produktakte, Marketing, Logdaten oder nachträglicher Krisenkommunikation stammt.</w:t>
+        <w:t>harmonisierte Normen: Nur gelistete harmonisierte Normen begründen die Konformitätsvermutung; Verweise auf zurückgezogene Fassungen zerstören sie.</w:t>
       </w:r>
     </w:p>
     <w:p>
@@ -70,13 +64,7 @@
         <w:pStyle w:val="ListBullet"/>
       </w:pPr>
       <w:r>
-        <w:rPr>
-          <w:b/>
-        </w:rPr>
-        <w:t>Stand der Technik:</w:t>
-      </w:r>
-      <w:r>
-        <w:t xml:space="preserve"> Die Akte enthält hierzu widersprüchliche Hinweise. Für die rechtliche Bewertung muss geklärt werden, ob die Aussage aus Vertrag, Anleitung, Produktakte, Marketing, Logdaten oder nachträglicher Krisenkommunikation stammt.</w:t>
+        <w:t>Stand der Technik: Wo keine harmonisierte Norm greift, ist der Stand der Technik anderweitig zu belegen, etwa über technische Spezifikationen und Prüfberichte.</w:t>
       </w:r>
     </w:p>
     <w:p>
@@ -95,7 +83,7 @@
         <w:jc w:val="left"/>
       </w:pPr>
       <w:r>
-        <w:t>Die Unterlage ist bewusst nicht glatt: Vertrieb, Technik, Datenschutz, Qualitätssicherung und Geschäftsführung verwenden nicht immer dieselben Produktnamen. Gerade daraus entsteht das juristische Problem, weil Zweckbestimmung, tatsächliche Nutzung, Werbeaussage und Updatepraxis auseinanderlaufen.</w:t>
+        <w:t>Der Entwurf 0.8 der LumaMove-Erklärung verweist auf mindestens zwei zurückgezogene Normfassungen; welche Fassungen aktuell im Amtsblatt gelistet sind, ist per Livecheck zu verifizieren und darf nicht aus dem Gedächtnis übernommen werden.</w:t>
       </w:r>
     </w:p>
     <w:p>
@@ -103,23 +91,7 @@
         <w:jc w:val="left"/>
       </w:pPr>
       <w:r>
-        <w:t>Für die rechtliche Bewertung müssen die technischen Annahmen jeweils mit der Produktakte abgeglichen werden. Eine Risikobeurteilung, die nur den Laborzustand beschreibt, trägt den Pilotbetrieb im Lager oder im Pflegezimmer nicht automatisch.</w:t>
-      </w:r>
-    </w:p>
-    <w:p>
-      <w:pPr>
-        <w:jc w:val="left"/>
-      </w:pPr>
-      <w:r>
-        <w:t>Die Akte enthält mehrere Spuren, die sich gegenseitig widersprechen: Der Betreiber spricht von einem autonomen Flottensystem, die CE-Unterlage von einem assistierten Transportmittel, die Marketingfolien von lernender Umgebungserkennung und die Bedienungsanleitung von festen Sicherheitszonen.</w:t>
-      </w:r>
-    </w:p>
-    <w:p>
-      <w:pPr>
-        <w:jc w:val="left"/>
-      </w:pPr>
-      <w:r>
-        <w:t>Die Kanzlei soll keine finale technische Konformität bescheinigen, sondern entscheiden, welche Unterlagen fehlen, welche Sofortmaßnahmen nötig sind und welche Aussagen gegenüber Behörde, Kunden, Versicherer und Betroffenen vertretbar sind.</w:t>
+        <w:t>Für die AMR-Sicherheit und die kollaborierende Robotik sind die einschlägigen Normfamilien bekannt; ihre konkreten Fassungen und Listungsdaten werden in der Rechercheliste mit Fundstelle dokumentiert.</w:t>
       </w:r>
     </w:p>
     <w:p>
@@ -138,10 +110,7 @@
         <w:pStyle w:val="Heading3"/>
       </w:pPr>
       <w:r>
-        <w:rPr>
-          <w:rFonts w:ascii="Times New Roman" w:hAnsi="Times New Roman"/>
-        </w:rPr>
-        <w:t>Punkt 1</w:t>
+        <w:t>harmonisierte Normen</w:t>
       </w:r>
     </w:p>
     <w:p>
@@ -149,7 +118,15 @@
         <w:jc w:val="left"/>
       </w:pPr>
       <w:r>
-        <w:t>Im Gespräch mit Leonie Rottkamp, Bertram Kiendl und Jasper Rodenwald wurde deutlich, dass die Produktlinie nicht mit einer einzigen rechtlichen Schublade erfasst werden kann. Die Vellbruck Robotics GmbH liefert Hardware, Steuerungssoftware, Cloudfunktionen, Wartung und gelegentlich eine kundenspezifische Parametrisierung. Beim Betreiber Münchner Feinlogistik GmbH wurden Schutzfelder verändert, ohne dass klar ist, ob dies vom Admin-Panel gedeckt oder nur technisch möglich war. Der Pflegepilot im St.-Ludgerus-Klinikum München-Sendling verschärft die Lage, weil dort Sensorik, vulnerable Personen und medizinische Nähe zusammentreffen.</w:t>
+        <w:t>Die Rechercheliste hält je Norm Fassung, Listungsdatum und Fundstelle im Amtsblatt fest; die Prüfung erfolgt am Veröffentlichungstag der Erklärung erneut.</w:t>
+      </w:r>
+    </w:p>
+    <w:p>
+      <w:pPr>
+        <w:pStyle w:val="Heading3"/>
+      </w:pPr>
+      <w:r>
+        <w:t>Stand der Technik</w:t>
       </w:r>
     </w:p>
     <w:p>
@@ -157,169 +134,7 @@
         <w:jc w:val="left"/>
       </w:pPr>
       <w:r>
-        <w:t>Für die anwaltliche Bearbeitung sollte zu diesem Punkt eine Belegspur angelegt werden: Dokument, Version, Datum, Verfasser, technische Quelle, rechtliche Relevanz und offene Rückfrage. Besonders gefährlich sind Formulierungen wie „selbstlernend“, „voll autonom“, „MDR-ready“, „sicher ohne Schutzzaun“ oder „keine personenbezogenen Daten“, wenn die technische Dokumentation das nicht trägt.</w:t>
-      </w:r>
-    </w:p>
-    <w:p>
-      <w:pPr>
-        <w:pStyle w:val="Heading3"/>
-      </w:pPr>
-      <w:r>
-        <w:rPr>
-          <w:rFonts w:ascii="Times New Roman" w:hAnsi="Times New Roman"/>
-        </w:rPr>
-        <w:t>Punkt 2</w:t>
-      </w:r>
-    </w:p>
-    <w:p>
-      <w:pPr>
-        <w:jc w:val="left"/>
-      </w:pPr>
-      <w:r>
-        <w:t>Im Gespräch mit Leonie Rottkamp, Bertram Kiendl und Jasper Rodenwald wurde deutlich, dass die Produktlinie nicht mit einer einzigen rechtlichen Schublade erfasst werden kann. Die Vellbruck Robotics GmbH liefert Hardware, Steuerungssoftware, Cloudfunktionen, Wartung und gelegentlich eine kundenspezifische Parametrisierung. Beim Betreiber Münchner Feinlogistik GmbH wurden Schutzfelder verändert, ohne dass klar ist, ob dies vom Admin-Panel gedeckt oder nur technisch möglich war. Der Pflegepilot im St.-Ludgerus-Klinikum München-Sendling verschärft die Lage, weil dort Sensorik, vulnerable Personen und medizinische Nähe zusammentreffen.</w:t>
-      </w:r>
-    </w:p>
-    <w:p>
-      <w:pPr>
-        <w:jc w:val="left"/>
-      </w:pPr>
-      <w:r>
-        <w:t>Für die anwaltliche Bearbeitung sollte zu diesem Punkt eine Belegspur angelegt werden: Dokument, Version, Datum, Verfasser, technische Quelle, rechtliche Relevanz und offene Rückfrage. Besonders gefährlich sind Formulierungen wie „selbstlernend“, „voll autonom“, „MDR-ready“, „sicher ohne Schutzzaun“ oder „keine personenbezogenen Daten“, wenn die technische Dokumentation das nicht trägt.</w:t>
-      </w:r>
-    </w:p>
-    <w:p>
-      <w:pPr>
-        <w:pStyle w:val="Heading3"/>
-      </w:pPr>
-      <w:r>
-        <w:rPr>
-          <w:rFonts w:ascii="Times New Roman" w:hAnsi="Times New Roman"/>
-        </w:rPr>
-        <w:t>Punkt 3</w:t>
-      </w:r>
-    </w:p>
-    <w:p>
-      <w:pPr>
-        <w:jc w:val="left"/>
-      </w:pPr>
-      <w:r>
-        <w:t>Im Gespräch mit Leonie Rottkamp, Bertram Kiendl und Jasper Rodenwald wurde deutlich, dass die Produktlinie nicht mit einer einzigen rechtlichen Schublade erfasst werden kann. Die Vellbruck Robotics GmbH liefert Hardware, Steuerungssoftware, Cloudfunktionen, Wartung und gelegentlich eine kundenspezifische Parametrisierung. Beim Betreiber Münchner Feinlogistik GmbH wurden Schutzfelder verändert, ohne dass klar ist, ob dies vom Admin-Panel gedeckt oder nur technisch möglich war. Der Pflegepilot im St.-Ludgerus-Klinikum München-Sendling verschärft die Lage, weil dort Sensorik, vulnerable Personen und medizinische Nähe zusammentreffen.</w:t>
-      </w:r>
-    </w:p>
-    <w:p>
-      <w:pPr>
-        <w:jc w:val="left"/>
-      </w:pPr>
-      <w:r>
-        <w:t>Für die anwaltliche Bearbeitung sollte zu diesem Punkt eine Belegspur angelegt werden: Dokument, Version, Datum, Verfasser, technische Quelle, rechtliche Relevanz und offene Rückfrage. Besonders gefährlich sind Formulierungen wie „selbstlernend“, „voll autonom“, „MDR-ready“, „sicher ohne Schutzzaun“ oder „keine personenbezogenen Daten“, wenn die technische Dokumentation das nicht trägt.</w:t>
-      </w:r>
-    </w:p>
-    <w:p>
-      <w:pPr>
-        <w:pStyle w:val="Heading3"/>
-      </w:pPr>
-      <w:r>
-        <w:rPr>
-          <w:rFonts w:ascii="Times New Roman" w:hAnsi="Times New Roman"/>
-        </w:rPr>
-        <w:t>Punkt 4</w:t>
-      </w:r>
-    </w:p>
-    <w:p>
-      <w:pPr>
-        <w:jc w:val="left"/>
-      </w:pPr>
-      <w:r>
-        <w:t>Im Gespräch mit Leonie Rottkamp, Bertram Kiendl und Jasper Rodenwald wurde deutlich, dass die Produktlinie nicht mit einer einzigen rechtlichen Schublade erfasst werden kann. Die Vellbruck Robotics GmbH liefert Hardware, Steuerungssoftware, Cloudfunktionen, Wartung und gelegentlich eine kundenspezifische Parametrisierung. Beim Betreiber Münchner Feinlogistik GmbH wurden Schutzfelder verändert, ohne dass klar ist, ob dies vom Admin-Panel gedeckt oder nur technisch möglich war. Der Pflegepilot im St.-Ludgerus-Klinikum München-Sendling verschärft die Lage, weil dort Sensorik, vulnerable Personen und medizinische Nähe zusammentreffen.</w:t>
-      </w:r>
-    </w:p>
-    <w:p>
-      <w:pPr>
-        <w:jc w:val="left"/>
-      </w:pPr>
-      <w:r>
-        <w:t>Für die anwaltliche Bearbeitung sollte zu diesem Punkt eine Belegspur angelegt werden: Dokument, Version, Datum, Verfasser, technische Quelle, rechtliche Relevanz und offene Rückfrage. Besonders gefährlich sind Formulierungen wie „selbstlernend“, „voll autonom“, „MDR-ready“, „sicher ohne Schutzzaun“ oder „keine personenbezogenen Daten“, wenn die technische Dokumentation das nicht trägt.</w:t>
-      </w:r>
-    </w:p>
-    <w:p>
-      <w:pPr>
-        <w:pStyle w:val="Heading3"/>
-      </w:pPr>
-      <w:r>
-        <w:rPr>
-          <w:rFonts w:ascii="Times New Roman" w:hAnsi="Times New Roman"/>
-        </w:rPr>
-        <w:t>Punkt 5</w:t>
-      </w:r>
-    </w:p>
-    <w:p>
-      <w:pPr>
-        <w:jc w:val="left"/>
-      </w:pPr>
-      <w:r>
-        <w:t>Im Gespräch mit Leonie Rottkamp, Bertram Kiendl und Jasper Rodenwald wurde deutlich, dass die Produktlinie nicht mit einer einzigen rechtlichen Schublade erfasst werden kann. Die Vellbruck Robotics GmbH liefert Hardware, Steuerungssoftware, Cloudfunktionen, Wartung und gelegentlich eine kundenspezifische Parametrisierung. Beim Betreiber Münchner Feinlogistik GmbH wurden Schutzfelder verändert, ohne dass klar ist, ob dies vom Admin-Panel gedeckt oder nur technisch möglich war. Der Pflegepilot im St.-Ludgerus-Klinikum München-Sendling verschärft die Lage, weil dort Sensorik, vulnerable Personen und medizinische Nähe zusammentreffen.</w:t>
-      </w:r>
-    </w:p>
-    <w:p>
-      <w:pPr>
-        <w:jc w:val="left"/>
-      </w:pPr>
-      <w:r>
-        <w:t>Für die anwaltliche Bearbeitung sollte zu diesem Punkt eine Belegspur angelegt werden: Dokument, Version, Datum, Verfasser, technische Quelle, rechtliche Relevanz und offene Rückfrage. Besonders gefährlich sind Formulierungen wie „selbstlernend“, „voll autonom“, „MDR-ready“, „sicher ohne Schutzzaun“ oder „keine personenbezogenen Daten“, wenn die technische Dokumentation das nicht trägt.</w:t>
-      </w:r>
-    </w:p>
-    <w:p>
-      <w:pPr>
-        <w:pStyle w:val="Heading3"/>
-      </w:pPr>
-      <w:r>
-        <w:rPr>
-          <w:rFonts w:ascii="Times New Roman" w:hAnsi="Times New Roman"/>
-        </w:rPr>
-        <w:t>Punkt 6</w:t>
-      </w:r>
-    </w:p>
-    <w:p>
-      <w:pPr>
-        <w:jc w:val="left"/>
-      </w:pPr>
-      <w:r>
-        <w:t>Im Gespräch mit Leonie Rottkamp, Bertram Kiendl und Jasper Rodenwald wurde deutlich, dass die Produktlinie nicht mit einer einzigen rechtlichen Schublade erfasst werden kann. Die Vellbruck Robotics GmbH liefert Hardware, Steuerungssoftware, Cloudfunktionen, Wartung und gelegentlich eine kundenspezifische Parametrisierung. Beim Betreiber Münchner Feinlogistik GmbH wurden Schutzfelder verändert, ohne dass klar ist, ob dies vom Admin-Panel gedeckt oder nur technisch möglich war. Der Pflegepilot im St.-Ludgerus-Klinikum München-Sendling verschärft die Lage, weil dort Sensorik, vulnerable Personen und medizinische Nähe zusammentreffen.</w:t>
-      </w:r>
-    </w:p>
-    <w:p>
-      <w:pPr>
-        <w:jc w:val="left"/>
-      </w:pPr>
-      <w:r>
-        <w:t>Für die anwaltliche Bearbeitung sollte zu diesem Punkt eine Belegspur angelegt werden: Dokument, Version, Datum, Verfasser, technische Quelle, rechtliche Relevanz und offene Rückfrage. Besonders gefährlich sind Formulierungen wie „selbstlernend“, „voll autonom“, „MDR-ready“, „sicher ohne Schutzzaun“ oder „keine personenbezogenen Daten“, wenn die technische Dokumentation das nicht trägt.</w:t>
-      </w:r>
-    </w:p>
-    <w:p>
-      <w:pPr>
-        <w:pStyle w:val="Heading3"/>
-      </w:pPr>
-      <w:r>
-        <w:rPr>
-          <w:rFonts w:ascii="Times New Roman" w:hAnsi="Times New Roman"/>
-        </w:rPr>
-        <w:t>Punkt 7</w:t>
-      </w:r>
-    </w:p>
-    <w:p>
-      <w:pPr>
-        <w:jc w:val="left"/>
-      </w:pPr>
-      <w:r>
-        <w:t>Im Gespräch mit Leonie Rottkamp, Bertram Kiendl und Jasper Rodenwald wurde deutlich, dass die Produktlinie nicht mit einer einzigen rechtlichen Schublade erfasst werden kann. Die Vellbruck Robotics GmbH liefert Hardware, Steuerungssoftware, Cloudfunktionen, Wartung und gelegentlich eine kundenspezifische Parametrisierung. Beim Betreiber Münchner Feinlogistik GmbH wurden Schutzfelder verändert, ohne dass klar ist, ob dies vom Admin-Panel gedeckt oder nur technisch möglich war. Der Pflegepilot im St.-Ludgerus-Klinikum München-Sendling verschärft die Lage, weil dort Sensorik, vulnerable Personen und medizinische Nähe zusammentreffen.</w:t>
-      </w:r>
-    </w:p>
-    <w:p>
-      <w:pPr>
-        <w:jc w:val="left"/>
-      </w:pPr>
-      <w:r>
-        <w:t>Für die anwaltliche Bearbeitung sollte zu diesem Punkt eine Belegspur angelegt werden: Dokument, Version, Datum, Verfasser, technische Quelle, rechtliche Relevanz und offene Rückfrage. Besonders gefährlich sind Formulierungen wie „selbstlernend“, „voll autonom“, „MDR-ready“, „sicher ohne Schutzzaun“ oder „keine personenbezogenen Daten“, wenn die technische Dokumentation das nicht trägt.</w:t>
+        <w:t>Für die KI-gestützte Objekterkennung werden die herangezogenen Spezifikationen und Prüfberichte als Anlage der Risikobeurteilung geführt.</w:t>
       </w:r>
     </w:p>
     <w:p>
@@ -338,7 +153,7 @@
         <w:pStyle w:val="ListBullet"/>
       </w:pPr>
       <w:r>
-        <w:t>Welche Firmware war am Unfalltag tatsächlich aktiv?</w:t>
+        <w:t>Welche Normfassungen sind am Unterzeichnungstag gelistet?</w:t>
       </w:r>
     </w:p>
     <w:p>
@@ -346,7 +161,7 @@
         <w:pStyle w:val="ListBullet"/>
       </w:pPr>
       <w:r>
-        <w:t>Welche Zweckbestimmung steht in der final ausgelieferten Anleitung?</w:t>
+        <w:t>Welche Lücken deckt keine harmonisierte Norm ab?</w:t>
       </w:r>
     </w:p>
     <w:p>
@@ -354,23 +169,7 @@
         <w:pStyle w:val="ListBullet"/>
       </w:pPr>
       <w:r>
-        <w:t>Welche Schutzfeldänderungen waren technisch möglich und vertraglich erlaubt?</w:t>
-      </w:r>
-    </w:p>
-    <w:p>
-      <w:pPr>
-        <w:pStyle w:val="ListBullet"/>
-      </w:pPr>
-      <w:r>
-        <w:t>Welche personenbezogenen Daten werden lokal, in der Cloud und in Supporttickets verarbeitet?</w:t>
-      </w:r>
-    </w:p>
-    <w:p>
-      <w:pPr>
-        <w:pStyle w:val="ListBullet"/>
-      </w:pPr>
-      <w:r>
-        <w:t>Welche Aussagen wurden gegenüber Kunden, Behörde und Versicherer bereits gemacht?</w:t>
+        <w:t>Wer verantwortet den Livecheck organisatorisch?</w:t>
       </w:r>
     </w:p>
     <w:sectPr>
